--- a/docs/任务报告-2026-09-16-全天汇总.docx
+++ b/docs/任务报告-2026-09-16-全天汇总.docx
@@ -2,7 +2,7 @@
 <file path=word/document.xml><?xml version="1.0" encoding="utf-8"?>
 <w:document xmlns:w="http://schemas.openxmlformats.org/wordprocessingml/2006/main" xmlns:m="http://schemas.openxmlformats.org/officeDocument/2006/math" xmlns:r="http://schemas.openxmlformats.org/officeDocument/2006/relationships" xmlns:o="urn:schemas-microsoft-com:office:office" xmlns:v="urn:schemas-microsoft-com:vml" xmlns:w10="urn:schemas-microsoft-com:office:word" xmlns:a="http://schemas.openxmlformats.org/drawingml/2006/main" xmlns:pic="http://schemas.openxmlformats.org/drawingml/2006/picture" xmlns:wp="http://schemas.openxmlformats.org/drawingml/2006/wordprocessingDrawing">
   <w:body>
-    <w:bookmarkStart w:id="24" w:name="任务报告---2026-09-16---全天汇总"/>
+    <w:bookmarkStart w:id="26" w:name="任务报告---2026-09-16---全天汇总"/>
     <w:p>
       <w:pPr>
         <w:pStyle w:val="Heading1"/>
@@ -47,7 +47,7 @@
       </w:r>
     </w:p>
     <w:bookmarkEnd w:id="9"/>
-    <w:bookmarkStart w:id="21" w:name="今日完成内容"/>
+    <w:bookmarkStart w:id="22" w:name="今日完成内容"/>
     <w:p>
       <w:pPr>
         <w:pStyle w:val="Heading2"/>
@@ -255,7 +255,7 @@
     </w:p>
     <w:bookmarkEnd w:id="12"/>
     <w:bookmarkEnd w:id="13"/>
-    <w:bookmarkStart w:id="16" w:name="二uiux-优化"/>
+    <w:bookmarkStart w:id="17" w:name="二uiux-优化"/>
     <w:p>
       <w:pPr>
         <w:pStyle w:val="Heading3"/>
@@ -434,8 +434,57 @@
       </w:r>
     </w:p>
     <w:bookmarkEnd w:id="15"/>
+    <w:bookmarkStart w:id="16" w:name="老师卡片学段标签"/>
+    <w:p>
+      <w:pPr>
+        <w:pStyle w:val="Heading4"/>
+      </w:pPr>
+      <w:r>
+        <w:t xml:space="preserve">3. </w:t>
+      </w:r>
+      <w:r>
+        <w:rPr>
+          <w:rFonts w:hint="eastAsia"/>
+        </w:rPr>
+        <w:t xml:space="preserve">老师卡片学段标签</w:t>
+      </w:r>
+    </w:p>
+    <w:p>
+      <w:pPr>
+        <w:pStyle w:val="Compact"/>
+        <w:numPr>
+          <w:ilvl w:val="0"/>
+          <w:numId w:val="1006"/>
+        </w:numPr>
+      </w:pPr>
+      <w:r>
+        <w:t xml:space="preserve">Web </w:t>
+      </w:r>
+      <w:r>
+        <w:rPr>
+          <w:rFonts w:hint="eastAsia"/>
+        </w:rPr>
+        <w:t xml:space="preserve">端老师卡片上的学段标签从「高中」改为「擅长高中」，语义更清晰</w:t>
+      </w:r>
+    </w:p>
+    <w:p>
+      <w:pPr>
+        <w:pStyle w:val="Compact"/>
+        <w:numPr>
+          <w:ilvl w:val="0"/>
+          <w:numId w:val="1006"/>
+        </w:numPr>
+      </w:pPr>
+      <w:r>
+        <w:rPr>
+          <w:rFonts w:hint="eastAsia"/>
+        </w:rPr>
+        <w:t xml:space="preserve">移动端首页卡片不显示学段标签，无需修改</w:t>
+      </w:r>
+    </w:p>
     <w:bookmarkEnd w:id="16"/>
-    <w:bookmarkStart w:id="18" w:name="三测试数据"/>
+    <w:bookmarkEnd w:id="17"/>
+    <w:bookmarkStart w:id="19" w:name="三测试数据"/>
     <w:p>
       <w:pPr>
         <w:pStyle w:val="Heading3"/>
@@ -447,7 +496,7 @@
         <w:t xml:space="preserve">三、测试数据</w:t>
       </w:r>
     </w:p>
-    <w:bookmarkStart w:id="17" w:name="新增4位老师覆盖6个学科"/>
+    <w:bookmarkStart w:id="18" w:name="新增4位老师覆盖6个学科"/>
     <w:p>
       <w:pPr>
         <w:pStyle w:val="Heading4"/>
@@ -832,9 +881,9 @@
         <w:t xml:space="preserve">原有老师：王老师（数学）、李老师（编程），共6位老师、6个学科。</w:t>
       </w:r>
     </w:p>
-    <w:bookmarkEnd w:id="17"/>
     <w:bookmarkEnd w:id="18"/>
-    <w:bookmarkStart w:id="19" w:name="四移动端-adb-自动化测试"/>
+    <w:bookmarkEnd w:id="19"/>
+    <w:bookmarkStart w:id="20" w:name="四移动端-adb-自动化测试"/>
     <w:p>
       <w:pPr>
         <w:pStyle w:val="Heading3"/>
@@ -860,7 +909,7 @@
         <w:pStyle w:val="Compact"/>
         <w:numPr>
           <w:ilvl w:val="0"/>
-          <w:numId w:val="1006"/>
+          <w:numId w:val="1007"/>
         </w:numPr>
       </w:pPr>
       <w:r>
@@ -893,7 +942,7 @@
         <w:pStyle w:val="Compact"/>
         <w:numPr>
           <w:ilvl w:val="0"/>
-          <w:numId w:val="1006"/>
+          <w:numId w:val="1007"/>
         </w:numPr>
       </w:pPr>
       <w:r>
@@ -935,7 +984,7 @@
         <w:pStyle w:val="Compact"/>
         <w:numPr>
           <w:ilvl w:val="0"/>
-          <w:numId w:val="1006"/>
+          <w:numId w:val="1007"/>
         </w:numPr>
       </w:pPr>
       <w:r>
@@ -950,7 +999,7 @@
         <w:pStyle w:val="Compact"/>
         <w:numPr>
           <w:ilvl w:val="1"/>
-          <w:numId w:val="1007"/>
+          <w:numId w:val="1008"/>
         </w:numPr>
       </w:pPr>
       <w:r>
@@ -968,7 +1017,7 @@
         <w:pStyle w:val="Compact"/>
         <w:numPr>
           <w:ilvl w:val="1"/>
-          <w:numId w:val="1007"/>
+          <w:numId w:val="1008"/>
         </w:numPr>
       </w:pPr>
       <w:r>
@@ -986,7 +1035,7 @@
         <w:pStyle w:val="Compact"/>
         <w:numPr>
           <w:ilvl w:val="1"/>
-          <w:numId w:val="1007"/>
+          <w:numId w:val="1008"/>
         </w:numPr>
       </w:pPr>
       <w:r>
@@ -1004,7 +1053,7 @@
         <w:pStyle w:val="Compact"/>
         <w:numPr>
           <w:ilvl w:val="1"/>
-          <w:numId w:val="1007"/>
+          <w:numId w:val="1008"/>
         </w:numPr>
       </w:pPr>
       <w:r>
@@ -1026,8 +1075,8 @@
         <w:t xml:space="preserve"> ✓</w:t>
       </w:r>
     </w:p>
-    <w:bookmarkEnd w:id="19"/>
-    <w:bookmarkStart w:id="20" w:name="五踩坑记录"/>
+    <w:bookmarkEnd w:id="20"/>
+    <w:bookmarkStart w:id="21" w:name="五踩坑记录"/>
     <w:p>
       <w:pPr>
         <w:pStyle w:val="Heading3"/>
@@ -1044,7 +1093,7 @@
         <w:pStyle w:val="Compact"/>
         <w:numPr>
           <w:ilvl w:val="0"/>
-          <w:numId w:val="1008"/>
+          <w:numId w:val="1009"/>
         </w:numPr>
       </w:pPr>
       <w:r>
@@ -1119,7 +1168,7 @@
         <w:pStyle w:val="Compact"/>
         <w:numPr>
           <w:ilvl w:val="0"/>
-          <w:numId w:val="1008"/>
+          <w:numId w:val="1009"/>
         </w:numPr>
       </w:pPr>
       <w:r>
@@ -1185,7 +1234,7 @@
         <w:pStyle w:val="Compact"/>
         <w:numPr>
           <w:ilvl w:val="0"/>
-          <w:numId w:val="1008"/>
+          <w:numId w:val="1009"/>
         </w:numPr>
       </w:pPr>
       <w:r>
@@ -1233,7 +1282,7 @@
         <w:pStyle w:val="Compact"/>
         <w:numPr>
           <w:ilvl w:val="0"/>
-          <w:numId w:val="1008"/>
+          <w:numId w:val="1009"/>
         </w:numPr>
       </w:pPr>
       <w:r>
@@ -1276,9 +1325,9 @@
         <w:t xml:space="preserve">无法下载</w:t>
       </w:r>
     </w:p>
-    <w:bookmarkEnd w:id="20"/>
     <w:bookmarkEnd w:id="21"/>
-    <w:bookmarkStart w:id="22" w:name="修改文件清单"/>
+    <w:bookmarkEnd w:id="22"/>
+    <w:bookmarkStart w:id="23" w:name="修改文件清单"/>
     <w:p>
       <w:pPr>
         <w:pStyle w:val="Heading2"/>
@@ -1295,7 +1344,7 @@
         <w:pStyle w:val="Compact"/>
         <w:numPr>
           <w:ilvl w:val="0"/>
-          <w:numId w:val="1009"/>
+          <w:numId w:val="1010"/>
         </w:numPr>
       </w:pPr>
       <w:r>
@@ -1319,7 +1368,7 @@
         <w:pStyle w:val="Compact"/>
         <w:numPr>
           <w:ilvl w:val="0"/>
-          <w:numId w:val="1009"/>
+          <w:numId w:val="1010"/>
         </w:numPr>
       </w:pPr>
       <w:r>
@@ -1340,7 +1389,7 @@
         <w:pStyle w:val="Compact"/>
         <w:numPr>
           <w:ilvl w:val="0"/>
-          <w:numId w:val="1009"/>
+          <w:numId w:val="1010"/>
         </w:numPr>
       </w:pPr>
       <w:r>
@@ -1361,7 +1410,7 @@
         <w:pStyle w:val="Compact"/>
         <w:numPr>
           <w:ilvl w:val="0"/>
-          <w:numId w:val="1009"/>
+          <w:numId w:val="1010"/>
         </w:numPr>
       </w:pPr>
       <w:r>
@@ -1389,8 +1438,8 @@
         <w:t xml:space="preserve">表新增7个用户</w:t>
       </w:r>
     </w:p>
-    <w:bookmarkEnd w:id="22"/>
-    <w:bookmarkStart w:id="23" w:name="git"/>
+    <w:bookmarkEnd w:id="23"/>
+    <w:bookmarkStart w:id="24" w:name="git"/>
     <w:p>
       <w:pPr>
         <w:pStyle w:val="Heading2"/>
@@ -1404,7 +1453,7 @@
         <w:pStyle w:val="Compact"/>
         <w:numPr>
           <w:ilvl w:val="0"/>
-          <w:numId w:val="1010"/>
+          <w:numId w:val="1011"/>
         </w:numPr>
       </w:pPr>
       <w:r>
@@ -1417,6 +1466,39 @@
         <w:rPr>
           <w:rStyle w:val="VerbatimChar"/>
         </w:rPr>
+        <w:t xml:space="preserve">1231b6a</w:t>
+      </w:r>
+      <w:r>
+        <w:t xml:space="preserve"> </w:t>
+      </w:r>
+      <w:r>
+        <w:t xml:space="preserve">- feat: </w:t>
+      </w:r>
+      <w:r>
+        <w:rPr>
+          <w:rFonts w:hint="eastAsia"/>
+        </w:rPr>
+        <w:t xml:space="preserve">老师卡片学段标签加”擅长”前缀</w:t>
+      </w:r>
+    </w:p>
+    <w:p>
+      <w:pPr>
+        <w:pStyle w:val="Compact"/>
+        <w:numPr>
+          <w:ilvl w:val="0"/>
+          <w:numId w:val="1011"/>
+        </w:numPr>
+      </w:pPr>
+      <w:r>
+        <w:t xml:space="preserve">commit:</w:t>
+      </w:r>
+      <w:r>
+        <w:t xml:space="preserve"> </w:t>
+      </w:r>
+      <w:r>
+        <w:rPr>
+          <w:rStyle w:val="VerbatimChar"/>
+        </w:rPr>
         <w:t xml:space="preserve">f87780d</w:t>
       </w:r>
       <w:r>
@@ -1437,7 +1519,7 @@
         <w:pStyle w:val="Compact"/>
         <w:numPr>
           <w:ilvl w:val="0"/>
-          <w:numId w:val="1010"/>
+          <w:numId w:val="1011"/>
         </w:numPr>
       </w:pPr>
       <w:r>
@@ -1465,8 +1547,39 @@
         <w:t xml:space="preserve">origin/main</w:t>
       </w:r>
     </w:p>
-    <w:bookmarkEnd w:id="23"/>
     <w:bookmarkEnd w:id="24"/>
+    <w:bookmarkStart w:id="25" w:name="工作规范更新"/>
+    <w:p>
+      <w:pPr>
+        <w:pStyle w:val="Heading2"/>
+      </w:pPr>
+      <w:r>
+        <w:rPr>
+          <w:rFonts w:hint="eastAsia"/>
+        </w:rPr>
+        <w:t xml:space="preserve">工作规范更新</w:t>
+      </w:r>
+    </w:p>
+    <w:p>
+      <w:pPr>
+        <w:pStyle w:val="Compact"/>
+        <w:numPr>
+          <w:ilvl w:val="0"/>
+          <w:numId w:val="1012"/>
+        </w:numPr>
+      </w:pPr>
+      <w:r>
+        <w:t xml:space="preserve">project-rules skill </w:t>
+      </w:r>
+      <w:r>
+        <w:rPr>
+          <w:rFonts w:hint="eastAsia"/>
+        </w:rPr>
+        <w:t xml:space="preserve">新增：每日收尾7步流程、报告规则（不自动写、一天汇总一份）、ADB测试方法</w:t>
+      </w:r>
+    </w:p>
+    <w:bookmarkEnd w:id="25"/>
+    <w:bookmarkEnd w:id="26"/>
     <w:sectPr>
       <w:footnotePr>
         <w:numRestart w:val="eachSect"/>
@@ -1790,6 +1903,9 @@
     <w:abstractNumId w:val="991"/>
   </w:num>
   <w:num w:numId="1008">
+    <w:abstractNumId w:val="991"/>
+  </w:num>
+  <w:num w:numId="1009">
     <w:abstractNumId w:val="99411"/>
     <w:lvlOverride w:ilvl="0">
       <w:startOverride w:val="1"/>
@@ -1819,10 +1935,13 @@
       <w:startOverride w:val="1"/>
     </w:lvlOverride>
   </w:num>
-  <w:num w:numId="1009">
+  <w:num w:numId="1010">
     <w:abstractNumId w:val="991"/>
   </w:num>
-  <w:num w:numId="1010">
+  <w:num w:numId="1011">
+    <w:abstractNumId w:val="991"/>
+  </w:num>
+  <w:num w:numId="1012">
     <w:abstractNumId w:val="991"/>
   </w:num>
 </w:numbering>
